--- a/binance-subaccount-20260320/trade_health_report_subaccount.docx
+++ b/binance-subaccount-20260320/trade_health_report_subaccount.docx
@@ -7,7 +7,7 @@
         <w:pStyle w:val="Heading1"/>
       </w:pPr>
       <w:r>
-        <w:t>交易体检报告（币安小号）</w:t>
+        <w:t>交易体检报告（蹦蹦｜币安）</w:t>
       </w:r>
     </w:p>
     <w:p>
@@ -20,7 +20,7 @@
     </w:p>
     <w:p>
       <w:r>
-        <w:t>这份样本来自**币安小号**最近 90 天的合约交易历史。当前已抓到 14285 条账本有效记录、14935 条成交明细、1600 条订单明细，足够做一版可信的结构化诊断。</w:t>
+        <w:t>这份报告只基于**蹦蹦**这位交易员在币安最近90天的合约交易历史，不借用之前任何别的账户结论。当前样本包含 14285 条账本有效记录、14935 条成交明细、1600 条订单明细，已经足够支撑一版独立、完整的交易诊断。</w:t>
       </w:r>
     </w:p>
     <w:p>
@@ -33,17 +33,17 @@
     </w:p>
     <w:p>
       <w:r>
-        <w:t>1. 先看这个小号到底是在复制主号问题，还是暴露了不同的问题。</w:t>
+        <w:t>1. 先把这份报告当成“蹦蹦这个交易员自己的镜子”，不要和别的账户混着看。</w:t>
       </w:r>
     </w:p>
     <w:p>
       <w:r>
-        <w:t>2. 再判断哪些品种适合保留，哪些应该直接停掉。</w:t>
+        <w:t>2. 重点盯住最赚钱、最亏钱、最常交易的品种，看清楚他的优势和伤口到底在哪。</w:t>
       </w:r>
     </w:p>
     <w:p>
       <w:r>
-        <w:t>3. 最后把这里暴露出来的坏习惯，反推回主账户一起修。</w:t>
+        <w:t>3. 再把建议落成规则，不然这份报告只会停留在“看懂了”，不会变成“做到了”。</w:t>
       </w:r>
     </w:p>
     <w:p>
@@ -51,7 +51,7 @@
         <w:pStyle w:val="Heading2"/>
       </w:pPr>
       <w:r>
-        <w:t>1. 用户交易画像</w:t>
+        <w:t>1. 蹦蹦的交易画像</w:t>
       </w:r>
     </w:p>
     <w:p>
@@ -59,7 +59,7 @@
         <w:pStyle w:val="ListBullet"/>
       </w:pPr>
       <w:r>
-        <w:t>这个币安小号更像一个**高频短线试错型交易者**。</w:t>
+        <w:t>蹦蹦更像一个 **超高频短线试错型交易者**。</w:t>
       </w:r>
     </w:p>
     <w:p>
@@ -67,7 +67,7 @@
         <w:pStyle w:val="ListBullet"/>
       </w:pPr>
       <w:r>
-        <w:t>它给人的感觉不是“稳稳拿趋势”，而是不断出手、不断试、不断和波动保持连接。</w:t>
+        <w:t>这个账户给人的感觉不是慢慢等机会，而是持续在场、不断试、不断和波动打交道。</w:t>
       </w:r>
     </w:p>
     <w:p>
@@ -75,7 +75,15 @@
         <w:pStyle w:val="ListBullet"/>
       </w:pPr>
       <w:r>
-        <w:t>如果说得更直白一点：这不是一个怕没机会的账户，而是一个太容易给自己机会的账户。</w:t>
+        <w:t>这种风格的优点是反应快、参与感强；缺点是如果没有很硬的过滤，很容易把高质量交易和低质量交易一起做进去。</w:t>
+      </w:r>
+    </w:p>
+    <w:p>
+      <w:pPr>
+        <w:pStyle w:val="ListBullet"/>
+      </w:pPr>
+      <w:r>
+        <w:t>从这份样本看，蹦蹦不像“完全不会”，更像是**有机会感、有执行冲动，但边界还不够稳**的交易员。</w:t>
       </w:r>
     </w:p>
     <w:p>
@@ -192,10 +200,10 @@
     </w:p>
     <w:p>
       <w:pPr>
-        <w:pStyle w:val="Heading2"/>
+        <w:pStyle w:val="ListBullet"/>
       </w:pPr>
       <w:r>
-        <w:t>3. 最值得先看的事实</w:t>
+        <w:t>最大单笔盈利：**947.26**</w:t>
       </w:r>
     </w:p>
     <w:p>
@@ -203,7 +211,7 @@
         <w:pStyle w:val="ListBullet"/>
       </w:pPr>
       <w:r>
-        <w:t>最赚钱的品种目前是 **币安人生USDT**，扣成本后净收益 **2402.60**。</w:t>
+        <w:t>最大单笔亏损：**-354.55**</w:t>
       </w:r>
     </w:p>
     <w:p>
@@ -211,7 +219,7 @@
         <w:pStyle w:val="ListBullet"/>
       </w:pPr>
       <w:r>
-        <w:t>最伤账户的品种目前是 **RIVERUSDT**，扣成本后净收益 **-2388.08**。</w:t>
+        <w:t>最大连续盈利：**117**</w:t>
       </w:r>
     </w:p>
     <w:p>
@@ -219,12 +227,44 @@
         <w:pStyle w:val="ListBullet"/>
       </w:pPr>
       <w:r>
-        <w:t>交易最频繁的品种是 **ETHUSDT**，成交 **3105** 笔，扣成本后净收益 **-2027.67**。</w:t>
+        <w:t>最大连续亏损：**507**</w:t>
+      </w:r>
+    </w:p>
+    <w:p>
+      <w:pPr>
+        <w:pStyle w:val="ListBullet"/>
+      </w:pPr>
+      <w:r>
+        <w:t>估算最大回撤：**-5653.08**</w:t>
+      </w:r>
+    </w:p>
+    <w:p>
+      <w:pPr>
+        <w:pStyle w:val="ListBullet"/>
+      </w:pPr>
+      <w:r>
+        <w:t>活跃交易日：**50**</w:t>
+      </w:r>
+    </w:p>
+    <w:p>
+      <w:pPr>
+        <w:pStyle w:val="ListBullet"/>
+      </w:pPr>
+      <w:r>
+        <w:t>平均每个活跃日成交：**298.70** 笔</w:t>
+      </w:r>
+    </w:p>
+    <w:p>
+      <w:pPr>
+        <w:pStyle w:val="ListBullet"/>
+      </w:pPr>
+      <w:r>
+        <w:t>单日最高成交：**1464** 笔</w:t>
       </w:r>
     </w:p>
     <w:p>
       <w:r>
-        <w:t>这些事实最重要的意义，不是“谁赚谁亏”，而是：这个小号也在很清楚地告诉你，**并不是交易越多越有价值。**</w:t>
+        <w:t>这些数字放在一起看，最直接的意思不是“蹦蹦有没有交易”，而是：**蹦蹦出手很多，判断不全差，但系统噪音太大。**</w:t>
       </w:r>
     </w:p>
     <w:p>
@@ -232,15 +272,15 @@
         <w:pStyle w:val="Heading2"/>
       </w:pPr>
       <w:r>
-        <w:t>4. 主要问题诊断</w:t>
+        <w:t>3. 收益结构与亏损结构</w:t>
       </w:r>
     </w:p>
     <w:p>
       <w:pPr>
-        <w:pStyle w:val="ListBullet"/>
+        <w:pStyle w:val="Heading3"/>
       </w:pPr>
       <w:r>
-        <w:t>高频试错过多。成交笔数很大，说明这个账户不缺出手，缺的是过滤。</w:t>
+        <w:t>收益结构</w:t>
       </w:r>
     </w:p>
     <w:p>
@@ -248,7 +288,7 @@
         <w:pStyle w:val="ListBullet"/>
       </w:pPr>
       <w:r>
-        <w:t>成本侵蚀明显。手续费已经不只是摩擦，而是在改变最终净值结果。</w:t>
+        <w:t>蹦蹦不是完全没有赚钱能力，因为样本里能看见清楚的正贡献品种。</w:t>
       </w:r>
     </w:p>
     <w:p>
@@ -256,7 +296,7 @@
         <w:pStyle w:val="ListBullet"/>
       </w:pPr>
       <w:r>
-        <w:t>品种适配度差异大。有些品种在这个账户里明显是优势来源，有些则更像情绪放大器。</w:t>
+        <w:t>当前最赚钱的品种是 **币安人生USDT**，扣成本后净收益 **2388.46**。</w:t>
       </w:r>
     </w:p>
     <w:p>
@@ -264,15 +304,15 @@
         <w:pStyle w:val="ListBullet"/>
       </w:pPr>
       <w:r>
-        <w:t>这个账户很可能和主账户一样，存在“太难接受空仓”的问题。</w:t>
+        <w:t>这说明蹦蹦不是抓不到趋势或机会，至少在某些品种和某些时段里，是有真实 edge 的。</w:t>
       </w:r>
     </w:p>
     <w:p>
       <w:pPr>
-        <w:pStyle w:val="Heading2"/>
+        <w:pStyle w:val="Heading3"/>
       </w:pPr>
       <w:r>
-        <w:t>5. 优势与可保留习惯</w:t>
+        <w:t>亏损结构</w:t>
       </w:r>
     </w:p>
     <w:p>
@@ -280,7 +320,7 @@
         <w:pStyle w:val="ListBullet"/>
       </w:pPr>
       <w:r>
-        <w:t>它不是纯送钱账户，样本里能看到真实的盈利段和有效品种。</w:t>
+        <w:t>当前最伤账户的品种是 **RIVERUSDT**，扣成本后净收益 **-2540.86**。</w:t>
       </w:r>
     </w:p>
     <w:p>
@@ -288,7 +328,7 @@
         <w:pStyle w:val="ListBullet"/>
       </w:pPr>
       <w:r>
-        <w:t>这说明这个小号不是完全没有 edge，只是还没有把 edge 和噪音彻底分开。</w:t>
+        <w:t>它一共发生了 **630** 次已实现盈亏事件，其中亏损 **621** 次，亏损占比约 **98.57%**。</w:t>
       </w:r>
     </w:p>
     <w:p>
@@ -296,15 +336,372 @@
         <w:pStyle w:val="ListBullet"/>
       </w:pPr>
       <w:r>
-        <w:t>如果能收缩品种、降低频率，这个账户的表现可能会比现在顺很多。</w:t>
+        <w:t>这种品种的危险，不只是亏钱，而是它会持续吸走注意力、节奏和情绪。</w:t>
       </w:r>
     </w:p>
     <w:p>
       <w:pPr>
+        <w:pStyle w:val="Heading3"/>
+      </w:pPr>
+      <w:r>
+        <w:t>成本结构</w:t>
+      </w:r>
+    </w:p>
+    <w:p>
+      <w:pPr>
+        <w:pStyle w:val="ListBullet"/>
+      </w:pPr>
+      <w:r>
+        <w:t>手续费合计 **-5411.97**，已经不是边角损耗，而是实打实改变净值结果的一部分。</w:t>
+      </w:r>
+    </w:p>
+    <w:p>
+      <w:pPr>
+        <w:pStyle w:val="ListBullet"/>
+      </w:pPr>
+      <w:r>
+        <w:t>如果一套交易结构需要靠高频维持，但最后大量利润被成本吃掉，那问题就不只是判断，而是结构本身不划算。</w:t>
+      </w:r>
+    </w:p>
+    <w:p>
+      <w:pPr>
         <w:pStyle w:val="Heading2"/>
       </w:pPr>
       <w:r>
-        <w:t>6. 风险评估</w:t>
+        <w:t>4. 品种层分析</w:t>
+      </w:r>
+    </w:p>
+    <w:p>
+      <w:pPr>
+        <w:pStyle w:val="Heading3"/>
+      </w:pPr>
+      <w:r>
+        <w:t>最赚钱的品种（前5）</w:t>
+      </w:r>
+    </w:p>
+    <w:p>
+      <w:pPr>
+        <w:pStyle w:val="ListBullet"/>
+      </w:pPr>
+      <w:r>
+        <w:t>币安人生USDT: 净收益 2388.46，交易 1058 笔，胜率 38.92%</w:t>
+      </w:r>
+    </w:p>
+    <w:p>
+      <w:pPr>
+        <w:pStyle w:val="ListBullet"/>
+      </w:pPr>
+      <w:r>
+        <w:t>ROBOUSDT: 净收益 633.48，交易 311 笔，胜率 47.58%</w:t>
+      </w:r>
+    </w:p>
+    <w:p>
+      <w:pPr>
+        <w:pStyle w:val="ListBullet"/>
+      </w:pPr>
+      <w:r>
+        <w:t>XMRUSDT: 净收益 531.64，交易 122 笔，胜率 94.44%</w:t>
+      </w:r>
+    </w:p>
+    <w:p>
+      <w:pPr>
+        <w:pStyle w:val="ListBullet"/>
+      </w:pPr>
+      <w:r>
+        <w:t>ZKPUSDT: 净收益 326.73，交易 382 笔，胜率 37.30%</w:t>
+      </w:r>
+    </w:p>
+    <w:p>
+      <w:pPr>
+        <w:pStyle w:val="ListBullet"/>
+      </w:pPr>
+      <w:r>
+        <w:t>GMTUSDT: 净收益 193.24，交易 56 笔，胜率 13.89%</w:t>
+      </w:r>
+    </w:p>
+    <w:p>
+      <w:pPr>
+        <w:pStyle w:val="Heading3"/>
+      </w:pPr>
+      <w:r>
+        <w:t>最亏钱的品种（前5）</w:t>
+      </w:r>
+    </w:p>
+    <w:p>
+      <w:pPr>
+        <w:pStyle w:val="ListBullet"/>
+      </w:pPr>
+      <w:r>
+        <w:t>RIVERUSDT: 净收益 -2540.86，交易 1000 笔，亏损占比 98.57%</w:t>
+      </w:r>
+    </w:p>
+    <w:p>
+      <w:pPr>
+        <w:pStyle w:val="ListBullet"/>
+      </w:pPr>
+      <w:r>
+        <w:t>ETHUSDT: 净收益 -2014.99，交易 3105 笔，亏损占比 79.40%</w:t>
+      </w:r>
+    </w:p>
+    <w:p>
+      <w:pPr>
+        <w:pStyle w:val="ListBullet"/>
+      </w:pPr>
+      <w:r>
+        <w:t>BTCUSDT: 净收益 -1866.87，交易 2992 笔，亏损占比 77.66%</w:t>
+      </w:r>
+    </w:p>
+    <w:p>
+      <w:pPr>
+        <w:pStyle w:val="ListBullet"/>
+      </w:pPr>
+      <w:r>
+        <w:t>HYPEUSDT: 净收益 -750.99，交易 1000 笔，亏损占比 95.96%</w:t>
+      </w:r>
+    </w:p>
+    <w:p>
+      <w:pPr>
+        <w:pStyle w:val="ListBullet"/>
+      </w:pPr>
+      <w:r>
+        <w:t>AIAUSDT: 净收益 -686.31，交易 579 笔，亏损占比 75.49%</w:t>
+      </w:r>
+    </w:p>
+    <w:p>
+      <w:pPr>
+        <w:pStyle w:val="Heading3"/>
+      </w:pPr>
+      <w:r>
+        <w:t>最常交易的品种（前5）</w:t>
+      </w:r>
+    </w:p>
+    <w:p>
+      <w:pPr>
+        <w:pStyle w:val="ListBullet"/>
+      </w:pPr>
+      <w:r>
+        <w:t>ETHUSDT: 交易 3105 笔，净收益 -2014.99</w:t>
+      </w:r>
+    </w:p>
+    <w:p>
+      <w:pPr>
+        <w:pStyle w:val="ListBullet"/>
+      </w:pPr>
+      <w:r>
+        <w:t>BTCUSDT: 交易 2992 笔，净收益 -1866.87</w:t>
+      </w:r>
+    </w:p>
+    <w:p>
+      <w:pPr>
+        <w:pStyle w:val="ListBullet"/>
+      </w:pPr>
+      <w:r>
+        <w:t>币安人生USDT: 交易 1058 笔，净收益 2388.46</w:t>
+      </w:r>
+    </w:p>
+    <w:p>
+      <w:pPr>
+        <w:pStyle w:val="ListBullet"/>
+      </w:pPr>
+      <w:r>
+        <w:t>VVVUSDT: 交易 1013 笔，净收益 -452.09</w:t>
+      </w:r>
+    </w:p>
+    <w:p>
+      <w:pPr>
+        <w:pStyle w:val="ListBullet"/>
+      </w:pPr>
+      <w:r>
+        <w:t>RIVERUSDT: 交易 1000 笔，净收益 -2540.86</w:t>
+      </w:r>
+    </w:p>
+    <w:p>
+      <w:pPr>
+        <w:pStyle w:val="ListBullet"/>
+      </w:pPr>
+      <w:r>
+        <w:t>这里特别值得注意的是 **ETHUSDT**：它是样本里交易最频繁的品种，一共做了 **3105** 笔，但扣成本后净值结果只有 **-2014.99**。这类品种特别容易制造‘我一直在做事’的幻觉，却不一定真正推动账户成长。</w:t>
+      </w:r>
+    </w:p>
+    <w:p>
+      <w:pPr>
+        <w:pStyle w:val="Heading2"/>
+      </w:pPr>
+      <w:r>
+        <w:t>5. 时间与状态维度</w:t>
+      </w:r>
+    </w:p>
+    <w:p>
+      <w:pPr>
+        <w:pStyle w:val="ListBullet"/>
+      </w:pPr>
+      <w:r>
+        <w:t>最赚钱的小时段（UTC）前5：2点(1770.64), 19点(1176.37), 16点(1161.09), 9点(1038.96), 18点(941.49)</w:t>
+      </w:r>
+    </w:p>
+    <w:p>
+      <w:pPr>
+        <w:pStyle w:val="ListBullet"/>
+      </w:pPr>
+      <w:r>
+        <w:t>最差的小时段（UTC）前5：7点(-1032.45), 23点(-965.33), 3点(-951.66), 20点(-930.98), 21点(-831.68)</w:t>
+      </w:r>
+    </w:p>
+    <w:p>
+      <w:pPr>
+        <w:pStyle w:val="ListBullet"/>
+      </w:pPr>
+      <w:r>
+        <w:t>星期维度排序：周五(2570.72), 周六(2453.87), 周日(70.20), 周二(-938.26), 周一(-1086.69), 周四(-1522.55), 周三(-1650.41)</w:t>
+      </w:r>
+    </w:p>
+    <w:p>
+      <w:r>
+        <w:t>这说明蹦蹦的交易并不是任何时间都一样，有些时间窗口明显更像“在执行”，有些窗口则更像“在消耗”。如果后续继续做优化，时间过滤会很值钱。</w:t>
+      </w:r>
+    </w:p>
+    <w:p>
+      <w:pPr>
+        <w:pStyle w:val="Heading2"/>
+      </w:pPr>
+      <w:r>
+        <w:t>6. 主要问题诊断</w:t>
+      </w:r>
+    </w:p>
+    <w:p>
+      <w:pPr>
+        <w:pStyle w:val="Heading3"/>
+      </w:pPr>
+      <w:r>
+        <w:t>问题1：高频试错过多</w:t>
+      </w:r>
+    </w:p>
+    <w:p>
+      <w:pPr>
+        <w:pStyle w:val="ListBullet"/>
+      </w:pPr>
+      <w:r>
+        <w:t>证据：90天里成交明细 14935 条，平均每个活跃日 298.70 笔。</w:t>
+      </w:r>
+    </w:p>
+    <w:p>
+      <w:pPr>
+        <w:pStyle w:val="ListBullet"/>
+      </w:pPr>
+      <w:r>
+        <w:t>后果：高质量机会会被大量低质量试错稀释，手续费也会同步放大。</w:t>
+      </w:r>
+    </w:p>
+    <w:p>
+      <w:pPr>
+        <w:pStyle w:val="Heading3"/>
+      </w:pPr>
+      <w:r>
+        <w:t>问题2：品种适配度差异大，但出手还不够克制</w:t>
+      </w:r>
+    </w:p>
+    <w:p>
+      <w:pPr>
+        <w:pStyle w:val="ListBullet"/>
+      </w:pPr>
+      <w:r>
+        <w:t>证据：最赚钱和最亏钱的品种差异已经很明显，但仍然在多个品种上保持高频参与。</w:t>
+      </w:r>
+    </w:p>
+    <w:p>
+      <w:pPr>
+        <w:pStyle w:val="ListBullet"/>
+      </w:pPr>
+      <w:r>
+        <w:t>后果：注意力被分散，好的模式没有被放大，差的模式却被反复复制。</w:t>
+      </w:r>
+    </w:p>
+    <w:p>
+      <w:pPr>
+        <w:pStyle w:val="Heading3"/>
+      </w:pPr>
+      <w:r>
+        <w:t>问题3：连亏后的纪律风险高</w:t>
+      </w:r>
+    </w:p>
+    <w:p>
+      <w:pPr>
+        <w:pStyle w:val="ListBullet"/>
+      </w:pPr>
+      <w:r>
+        <w:t>证据：最大连续亏损达到 507。</w:t>
+      </w:r>
+    </w:p>
+    <w:p>
+      <w:pPr>
+        <w:pStyle w:val="ListBullet"/>
+      </w:pPr>
+      <w:r>
+        <w:t>后果：一旦状态不顺，亏损容易从“正常回撤”变成“情绪驱动的扩大”。</w:t>
+      </w:r>
+    </w:p>
+    <w:p>
+      <w:pPr>
+        <w:pStyle w:val="Heading3"/>
+      </w:pPr>
+      <w:r>
+        <w:t>问题4：成本侵蚀不容忽视</w:t>
+      </w:r>
+    </w:p>
+    <w:p>
+      <w:pPr>
+        <w:pStyle w:val="ListBullet"/>
+      </w:pPr>
+      <w:r>
+        <w:t>证据：手续费 -5411.97。</w:t>
+      </w:r>
+    </w:p>
+    <w:p>
+      <w:pPr>
+        <w:pStyle w:val="ListBullet"/>
+      </w:pPr>
+      <w:r>
+        <w:t>后果：有些原本还能接受的策略，在高频环境下直接变成不划算。</w:t>
+      </w:r>
+    </w:p>
+    <w:p>
+      <w:pPr>
+        <w:pStyle w:val="Heading2"/>
+      </w:pPr>
+      <w:r>
+        <w:t>7. 优势与可保留习惯</w:t>
+      </w:r>
+    </w:p>
+    <w:p>
+      <w:pPr>
+        <w:pStyle w:val="ListBullet"/>
+      </w:pPr>
+      <w:r>
+        <w:t>蹦蹦不是完全没有 edge，这点非常重要。</w:t>
+      </w:r>
+    </w:p>
+    <w:p>
+      <w:pPr>
+        <w:pStyle w:val="ListBullet"/>
+      </w:pPr>
+      <w:r>
+        <w:t>样本里能看到明确的赚钱品种和有效阶段，说明交易不是完全靠乱打堆出来的。</w:t>
+      </w:r>
+    </w:p>
+    <w:p>
+      <w:pPr>
+        <w:pStyle w:val="ListBullet"/>
+      </w:pPr>
+      <w:r>
+        <w:t>这意味着真正应该做的，不是推翻一切，而是把有效部分保护起来。</w:t>
+      </w:r>
+    </w:p>
+    <w:p>
+      <w:pPr>
+        <w:pStyle w:val="Heading2"/>
+      </w:pPr>
+      <w:r>
+        <w:t>8. 风险评估</w:t>
       </w:r>
     </w:p>
     <w:p>
@@ -320,15 +717,23 @@
         <w:pStyle w:val="ListBullet"/>
       </w:pPr>
       <w:r>
-        <w:t>主要风险来自：高频、成本、品种分散、以及可能存在的连亏后续单。</w:t>
+        <w:t>风险主要来自：高频、分散、连亏期不够会停、成本侵蚀。</w:t>
       </w:r>
     </w:p>
     <w:p>
       <w:pPr>
+        <w:pStyle w:val="ListBullet"/>
+      </w:pPr>
+      <w:r>
+        <w:t>如果不改，最可能发生的不是一次性灾难，而是持续被小错误慢慢磨损。</w:t>
+      </w:r>
+    </w:p>
+    <w:p>
+      <w:pPr>
         <w:pStyle w:val="Heading2"/>
       </w:pPr>
       <w:r>
-        <w:t>7. 个性化改进建议</w:t>
+        <w:t>9. 个性化改进建议</w:t>
       </w:r>
     </w:p>
     <w:p>
@@ -344,7 +749,7 @@
         <w:pStyle w:val="ListBullet"/>
       </w:pPr>
       <w:r>
-        <w:t>单日成交先压到 20-30 笔以内。</w:t>
+        <w:t>把单日成交上限先压到 20-30 笔。</w:t>
       </w:r>
     </w:p>
     <w:p>
@@ -352,7 +757,7 @@
         <w:pStyle w:val="ListBullet"/>
       </w:pPr>
       <w:r>
-        <w:t>连续亏损 2 次后暂停 4 小时。</w:t>
+        <w:t>连亏 2 次后暂停 4 小时，连亏 4 次当天停手。</w:t>
       </w:r>
     </w:p>
     <w:p>
@@ -360,7 +765,7 @@
         <w:pStyle w:val="ListBullet"/>
       </w:pPr>
       <w:r>
-        <w:t>不允许“再打一笔试试看”式交易进入系统。</w:t>
+        <w:t>把“临时起意单”单独标记出来，周末单独复盘。</w:t>
       </w:r>
     </w:p>
     <w:p>
@@ -376,7 +781,7 @@
         <w:pStyle w:val="ListBullet"/>
       </w:pPr>
       <w:r>
-        <w:t>只保留净值贡献最清楚的 1-2 个品种。</w:t>
+        <w:t>只保留净值贡献最清楚的 1-2 个主战品种。</w:t>
       </w:r>
     </w:p>
     <w:p>
@@ -384,7 +789,7 @@
         <w:pStyle w:val="ListBullet"/>
       </w:pPr>
       <w:r>
-        <w:t>把最赚钱和最亏钱的品种单独拆开复盘。</w:t>
+        <w:t>把最赚钱和最亏钱的品种拆开看，不要混成一个账户的平均值。</w:t>
       </w:r>
     </w:p>
     <w:p>
@@ -392,7 +797,7 @@
         <w:pStyle w:val="ListBullet"/>
       </w:pPr>
       <w:r>
-        <w:t>先把高频小币试错砍掉，再谈优化。</w:t>
+        <w:t>少做边缘小币高频试错，先保住真正有统计优势的 setup。</w:t>
       </w:r>
     </w:p>
     <w:p>
@@ -416,7 +821,7 @@
         <w:pStyle w:val="ListBullet"/>
       </w:pPr>
       <w:r>
-        <w:t>单日亏损达到 2R 即停手。</w:t>
+        <w:t>单日亏损达到 2R 即停止交易。</w:t>
       </w:r>
     </w:p>
     <w:p>
@@ -424,7 +829,7 @@
         <w:pStyle w:val="ListBullet"/>
       </w:pPr>
       <w:r>
-        <w:t>亏损单禁止加仓补亏。</w:t>
+        <w:t>禁止亏损单加仓补亏。</w:t>
       </w:r>
     </w:p>
     <w:p>
@@ -432,7 +837,7 @@
         <w:pStyle w:val="Heading2"/>
       </w:pPr>
       <w:r>
-        <w:t>8. 下周训练计划</w:t>
+        <w:t>10. 下周训练计划</w:t>
       </w:r>
     </w:p>
     <w:p>
@@ -440,7 +845,7 @@
         <w:pStyle w:val="ListBullet"/>
       </w:pPr>
       <w:r>
-        <w:t>禁止事项：连亏后翻本单、无止损开仓、多个边缘小币一起做。</w:t>
+        <w:t>禁止事项：连亏后翻本单、无止损开仓、多个边缘品种同时做。</w:t>
       </w:r>
     </w:p>
     <w:p>
@@ -448,7 +853,7 @@
         <w:pStyle w:val="ListBullet"/>
       </w:pPr>
       <w:r>
-        <w:t>必做事项：每天只做 1-2 个主战品种；复盘全部亏损单；统计手续费/毛利润比例。</w:t>
+        <w:t>必做事项：每天只做 1-2 个主战品种；复盘全部亏损单；统计手续费/毛利润比例；记录临时起意单占比。</w:t>
       </w:r>
     </w:p>
     <w:p>
@@ -456,7 +861,7 @@
         <w:pStyle w:val="ListBullet"/>
       </w:pPr>
       <w:r>
-        <w:t>一句话重点：**这个小号最该学会的，不是更多出手，而是更少、更硬、更值钱的出手。**</w:t>
+        <w:t>一句话重点：**蹦蹦现在最需要的不是更多机会，而是更少、更硬、更值钱的机会。**</w:t>
       </w:r>
     </w:p>
     <w:sectPr>
